--- a/악성코드-리버싱/악성코드_분석_리버싱_정리본.docx
+++ b/악성코드-리버싱/악성코드_분석_리버싱_정리본.docx
@@ -4226,471 +4226,6 @@
         </w:tc>
       </w:tr>
     </w:tbl>
-    <w:p>
-      <w:r>
-        <w:br w:type="page"/>
-      </w:r>
-    </w:p>
-    <w:p>
-      <w:pPr>
-        <w:pStyle w:val="Heading1"/>
-      </w:pPr>
-      <w:r>
-        <w:t xml:space="preserve">8. 확인 퀴즈</w:t>
-      </w:r>
-    </w:p>
-    <w:p>
-      <w:pPr>
-        <w:spacing w:after="120" w:line="276"/>
-      </w:pPr>
-      <w:r>
-        <w:t xml:space="preserve">총 10문항. 풀어본 뒤 다음 페이지 정답으로 채점하세요.</w:t>
-      </w:r>
-    </w:p>
-    <w:p>
-      <w:pPr>
-        <w:pStyle w:val="ListParagraph"/>
-        <w:numPr>
-          <w:ilvl w:val="0"/>
-          <w:numId w:val="3"/>
-        </w:numPr>
-        <w:spacing w:after="80" w:line="264"/>
-      </w:pPr>
-      <w:r>
-        <w:t xml:space="preserve">웜(Worm)과 트로이 목마(Trojan)의 전파 방식 차이는?</w:t>
-      </w:r>
-    </w:p>
-    <w:p>
-      <w:pPr>
-        <w:pStyle w:val="ListParagraph"/>
-        <w:numPr>
-          <w:ilvl w:val="0"/>
-          <w:numId w:val="3"/>
-        </w:numPr>
-        <w:spacing w:after="80" w:line="264"/>
-      </w:pPr>
-      <w:r>
-        <w:t xml:space="preserve">파일을 암호화하고 몸값을 요구하는 악성코드 유형은?</w:t>
-      </w:r>
-    </w:p>
-    <w:p>
-      <w:pPr>
-        <w:pStyle w:val="ListParagraph"/>
-        <w:numPr>
-          <w:ilvl w:val="0"/>
-          <w:numId w:val="3"/>
-        </w:numPr>
-        <w:spacing w:after="80" w:line="264"/>
-      </w:pPr>
-      <w:r>
-        <w:t xml:space="preserve">정적 분석과 동적 분석의 차이는? 각각 어떤 도구를 쓰는가?</w:t>
-      </w:r>
-    </w:p>
-    <w:p>
-      <w:pPr>
-        <w:pStyle w:val="ListParagraph"/>
-        <w:numPr>
-          <w:ilvl w:val="0"/>
-          <w:numId w:val="3"/>
-        </w:numPr>
-        <w:spacing w:after="80" w:line="264"/>
-      </w:pPr>
-      <w:r>
-        <w:t xml:space="preserve">CALL과 RETN 명령은 스택과 EIP를 어떻게 다루는가?</w:t>
-      </w:r>
-    </w:p>
-    <w:p>
-      <w:pPr>
-        <w:pStyle w:val="ListParagraph"/>
-        <w:numPr>
-          <w:ilvl w:val="0"/>
-          <w:numId w:val="3"/>
-        </w:numPr>
-        <w:spacing w:after="80" w:line="264"/>
-      </w:pPr>
-      <w:r>
-        <w:t xml:space="preserve">EIP 레지스터는 무엇을 가리키는가?</w:t>
-      </w:r>
-    </w:p>
-    <w:p>
-      <w:pPr>
-        <w:pStyle w:val="ListParagraph"/>
-        <w:numPr>
-          <w:ilvl w:val="0"/>
-          <w:numId w:val="3"/>
-        </w:numPr>
-        <w:spacing w:after="80" w:line="264"/>
-      </w:pPr>
-      <w:r>
-        <w:t xml:space="preserve">cdecl과 stdcall의 차이는(스택 정리 주체)?</w:t>
-      </w:r>
-    </w:p>
-    <w:p>
-      <w:pPr>
-        <w:pStyle w:val="ListParagraph"/>
-        <w:numPr>
-          <w:ilvl w:val="0"/>
-          <w:numId w:val="3"/>
-        </w:numPr>
-        <w:spacing w:after="80" w:line="264"/>
-      </w:pPr>
-      <w:r>
-        <w:t xml:space="preserve">PE의 AddressOfEntryPoint(EP)와 IAT는 각각 무엇인가?</w:t>
-      </w:r>
-    </w:p>
-    <w:p>
-      <w:pPr>
-        <w:pStyle w:val="ListParagraph"/>
-        <w:numPr>
-          <w:ilvl w:val="0"/>
-          <w:numId w:val="3"/>
-        </w:numPr>
-        <w:spacing w:after="80" w:line="264"/>
-      </w:pPr>
-      <w:r>
-        <w:t xml:space="preserve">런타임 패커로 패킹된 악성코드를 분석하려면 무엇을 복원해야 하는가?</w:t>
-      </w:r>
-    </w:p>
-    <w:p>
-      <w:pPr>
-        <w:pStyle w:val="ListParagraph"/>
-        <w:numPr>
-          <w:ilvl w:val="0"/>
-          <w:numId w:val="3"/>
-        </w:numPr>
-        <w:spacing w:after="80" w:line="264"/>
-      </w:pPr>
-      <w:r>
-        <w:t xml:space="preserve">안티 디버깅 탐지 기법 3가지를 들어라.</w:t>
-      </w:r>
-    </w:p>
-    <w:p>
-      <w:pPr>
-        <w:pStyle w:val="ListParagraph"/>
-        <w:numPr>
-          <w:ilvl w:val="0"/>
-          <w:numId w:val="3"/>
-        </w:numPr>
-        <w:spacing w:after="80" w:line="264"/>
-      </w:pPr>
-      <w:r>
-        <w:t xml:space="preserve">실제 악성 샘플의 동적 분석은 어떤 환경에서 해야 하는가?</w:t>
-      </w:r>
-    </w:p>
-    <w:p>
-      <w:r>
-        <w:br w:type="page"/>
-      </w:r>
-    </w:p>
-    <w:p>
-      <w:pPr>
-        <w:pStyle w:val="Heading1"/>
-      </w:pPr>
-      <w:r>
-        <w:t xml:space="preserve">정답 및 해설</w:t>
-      </w:r>
-    </w:p>
-    <w:p>
-      <w:pPr>
-        <w:shd w:fill="E2EFDA" w:val="clear"/>
-        <w:spacing w:after="100" w:line="264"/>
-      </w:pPr>
-      <w:r>
-        <w:rPr>
-          <w:b/>
-          <w:bCs/>
-          <w:color w:val="375623"/>
-        </w:rPr>
-        <w:t xml:space="preserve">1. </w:t>
-      </w:r>
-      <w:r>
-        <w:rPr>
-          <w:b/>
-          <w:bCs/>
-        </w:rPr>
-        <w:t xml:space="preserve">웜은 사용자 동작 없이 스스로 자가 복제·전파</w:t>
-      </w:r>
-      <w:r>
-        <w:t xml:space="preserve">하고, </w:t>
-      </w:r>
-      <w:r>
-        <w:rPr>
-          <w:b/>
-          <w:bCs/>
-        </w:rPr>
-        <w:t xml:space="preserve">트로이 목마는 정상 파일로 위장</w:t>
-      </w:r>
-      <w:r>
-        <w:t xml:space="preserve">해 사용자가 직접 실행하도록 유도한다.</w:t>
-      </w:r>
-    </w:p>
-    <w:p>
-      <w:pPr>
-        <w:shd w:fill="E2EFDA" w:val="clear"/>
-        <w:spacing w:after="100" w:line="264"/>
-      </w:pPr>
-      <w:r>
-        <w:rPr>
-          <w:b/>
-          <w:bCs/>
-          <w:color w:val="375623"/>
-        </w:rPr>
-        <w:t xml:space="preserve">2. </w:t>
-      </w:r>
-      <w:r>
-        <w:rPr>
-          <w:b/>
-          <w:bCs/>
-        </w:rPr>
-        <w:t xml:space="preserve">랜섬웨어(Ransomware)</w:t>
-      </w:r>
-      <w:r>
-        <w:t xml:space="preserve">. 파일을 암호화한 뒤 해독 대가로 몸값을 요구한다.</w:t>
-      </w:r>
-    </w:p>
-    <w:p>
-      <w:pPr>
-        <w:shd w:fill="E2EFDA" w:val="clear"/>
-        <w:spacing w:after="100" w:line="264"/>
-      </w:pPr>
-      <w:r>
-        <w:rPr>
-          <w:b/>
-          <w:bCs/>
-          <w:color w:val="375623"/>
-        </w:rPr>
-        <w:t xml:space="preserve">3. </w:t>
-      </w:r>
-      <w:r>
-        <w:rPr>
-          <w:b/>
-          <w:bCs/>
-        </w:rPr>
-        <w:t xml:space="preserve">정적 분석</w:t>
-      </w:r>
-      <w:r>
-        <w:t xml:space="preserve">=실행하지 않고 파일 구조(헤더·코드) 분석(디스어셈블러 IDA), </w:t>
-      </w:r>
-      <w:r>
-        <w:rPr>
-          <w:b/>
-          <w:bCs/>
-        </w:rPr>
-        <w:t xml:space="preserve">동적 분석</w:t>
-      </w:r>
-      <w:r>
-        <w:t xml:space="preserve">=실행시켜 메모리·레지스터를 관찰(디버거 x64dbg).</w:t>
-      </w:r>
-    </w:p>
-    <w:p>
-      <w:pPr>
-        <w:shd w:fill="E2EFDA" w:val="clear"/>
-        <w:spacing w:after="100" w:line="264"/>
-      </w:pPr>
-      <w:r>
-        <w:rPr>
-          <w:b/>
-          <w:bCs/>
-          <w:color w:val="375623"/>
-        </w:rPr>
-        <w:t xml:space="preserve">4. </w:t>
-      </w:r>
-      <w:r>
-        <w:rPr>
-          <w:b/>
-          <w:bCs/>
-        </w:rPr>
-        <w:t xml:space="preserve">CALL</w:t>
-      </w:r>
-      <w:r>
-        <w:t xml:space="preserve">=현재 EIP(복귀 주소)를 스택에 PUSH한 뒤 대상 주소로 EIP 변경, </w:t>
-      </w:r>
-      <w:r>
-        <w:rPr>
-          <w:b/>
-          <w:bCs/>
-        </w:rPr>
-        <w:t xml:space="preserve">RETN</w:t>
-      </w:r>
-      <w:r>
-        <w:t xml:space="preserve">=스택에서 값을 POP해 그 주소로 EIP 복귀.</w:t>
-      </w:r>
-    </w:p>
-    <w:p>
-      <w:pPr>
-        <w:shd w:fill="E2EFDA" w:val="clear"/>
-        <w:spacing w:after="100" w:line="264"/>
-      </w:pPr>
-      <w:r>
-        <w:rPr>
-          <w:b/>
-          <w:bCs/>
-          <w:color w:val="375623"/>
-        </w:rPr>
-        <w:t xml:space="preserve">5. </w:t>
-      </w:r>
-      <w:r>
-        <w:rPr>
-          <w:b/>
-          <w:bCs/>
-        </w:rPr>
-        <w:t xml:space="preserve">다음에 실행할 명령의 주소</w:t>
-      </w:r>
-      <w:r>
-        <w:t xml:space="preserve">(Instruction Pointer). 실행 흐름을 결정한다.</w:t>
-      </w:r>
-    </w:p>
-    <w:p>
-      <w:pPr>
-        <w:shd w:fill="E2EFDA" w:val="clear"/>
-        <w:spacing w:after="100" w:line="264"/>
-      </w:pPr>
-      <w:r>
-        <w:rPr>
-          <w:b/>
-          <w:bCs/>
-          <w:color w:val="375623"/>
-        </w:rPr>
-        <w:t xml:space="preserve">6. </w:t>
-      </w:r>
-      <w:r>
-        <w:t xml:space="preserve">둘 다 인자를 오른쪽→왼쪽으로 전달하되, </w:t>
-      </w:r>
-      <w:r>
-        <w:rPr>
-          <w:b/>
-          <w:bCs/>
-        </w:rPr>
-        <w:t xml:space="preserve">cdecl은 호출자(caller)가</w:t>
-      </w:r>
-      <w:r>
-        <w:t xml:space="preserve">, </w:t>
-      </w:r>
-      <w:r>
-        <w:rPr>
-          <w:b/>
-          <w:bCs/>
-        </w:rPr>
-        <w:t xml:space="preserve">stdcall은 피호출자(callee)가</w:t>
-      </w:r>
-      <w:r>
-        <w:t xml:space="preserve"> 스택을 정리한다(Win32 API는 stdcall).</w:t>
-      </w:r>
-    </w:p>
-    <w:p>
-      <w:pPr>
-        <w:shd w:fill="E2EFDA" w:val="clear"/>
-        <w:spacing w:after="100" w:line="264"/>
-      </w:pPr>
-      <w:r>
-        <w:rPr>
-          <w:b/>
-          <w:bCs/>
-          <w:color w:val="375623"/>
-        </w:rPr>
-        <w:t xml:space="preserve">7. </w:t>
-      </w:r>
-      <w:r>
-        <w:rPr>
-          <w:b/>
-          <w:bCs/>
-        </w:rPr>
-        <w:t xml:space="preserve">EP</w:t>
-      </w:r>
-      <w:r>
-        <w:t xml:space="preserve">=프로그램이 최초 실행되는 코드의 RVA 주소(분석 시작점), </w:t>
-      </w:r>
-      <w:r>
-        <w:rPr>
-          <w:b/>
-          <w:bCs/>
-        </w:rPr>
-        <w:t xml:space="preserve">IAT</w:t>
-      </w:r>
-      <w:r>
-        <w:t xml:space="preserve">=사용하는 외부 DLL 함수들의 실제 주소가 기록되는 테이블.</w:t>
-      </w:r>
-    </w:p>
-    <w:p>
-      <w:pPr>
-        <w:shd w:fill="E2EFDA" w:val="clear"/>
-        <w:spacing w:after="100" w:line="264"/>
-      </w:pPr>
-      <w:r>
-        <w:rPr>
-          <w:b/>
-          <w:bCs/>
-          <w:color w:val="375623"/>
-        </w:rPr>
-        <w:t xml:space="preserve">8. </w:t>
-      </w:r>
-      <w:r>
-        <w:rPr>
-          <w:b/>
-          <w:bCs/>
-        </w:rPr>
-        <w:t xml:space="preserve">OEP(원본 진입점)를 찾고 IAT를 복원</w:t>
-      </w:r>
-      <w:r>
-        <w:t xml:space="preserve">해야 한다. 언패킹 루틴이 끝난 시점을 잡아 메모리를 덤프한다.</w:t>
-      </w:r>
-    </w:p>
-    <w:p>
-      <w:pPr>
-        <w:shd w:fill="E2EFDA" w:val="clear"/>
-        <w:spacing w:after="100" w:line="264"/>
-      </w:pPr>
-      <w:r>
-        <w:rPr>
-          <w:b/>
-          <w:bCs/>
-          <w:color w:val="375623"/>
-        </w:rPr>
-        <w:t xml:space="preserve">9. </w:t>
-      </w:r>
-      <w:r>
-        <w:rPr>
-          <w:b/>
-          <w:bCs/>
-        </w:rPr>
-        <w:t xml:space="preserve">IsDebuggerPresent(), PEB.BeingDebugged, NtGlobalFlag, CheckRemoteDebuggerPresent(), rdtsc 시간 측정</w:t>
-      </w:r>
-      <w:r>
-        <w:t xml:space="preserve"> 중 3가지.</w:t>
-      </w:r>
-    </w:p>
-    <w:p>
-      <w:pPr>
-        <w:shd w:fill="E2EFDA" w:val="clear"/>
-        <w:spacing w:after="100" w:line="264"/>
-      </w:pPr>
-      <w:r>
-        <w:rPr>
-          <w:b/>
-          <w:bCs/>
-          <w:color w:val="375623"/>
-        </w:rPr>
-        <w:t xml:space="preserve">10. </w:t>
-      </w:r>
-      <w:r>
-        <w:rPr>
-          <w:b/>
-          <w:bCs/>
-        </w:rPr>
-        <w:t xml:space="preserve">가상머신·격리 네트워크(샌드박스)</w:t>
-      </w:r>
-      <w:r>
-        <w:t xml:space="preserve"> 등 격리 환경. 실제 시스템·운영망에서 실행하면 안 된다.</w:t>
-      </w:r>
-    </w:p>
-    <w:p>
-      <w:pPr>
-        <w:spacing w:after="60"/>
-      </w:pPr>
-      <w:r>
-        <w:t xml:space="preserve"/>
-      </w:r>
-    </w:p>
     <w:tbl>
       <w:tblPr>
         <w:tblW w:type="dxa" w:w="9360"/>
